--- a/docx/06_파라미터와커스텀인터페이스.docx
+++ b/docx/06_파라미터와커스텀인터페이스.docx
@@ -27,7 +27,7 @@
           <w:b w:val="0"/>
           <w:i w:val="0"/>
         </w:rPr>
-        <w:t xml:space="preserve"> - 파라미터(parameter)로 노드를 재컴파일 없이 설정하는 법을 익힌다. - CLI와 YAML 두 가지 방법으로 파라미터를 주입하고 런타임에 변경한다. - Python과 C++ 양쪽에서 파라미터를 선언하고 사용한다. - 나만의 메시지/서비스/액션 타입(.msg/.srv/.action)을 만들고 빌드한다.</w:t>
+        <w:t xml:space="preserve"> - 파라미터(parameter)로 노드를 재컴파일 없이 설정할 수 있다. - CLI와 YAML 두 가지 방법으로 파라미터를 주입하고 런타임에 변경할 수 있다. - Python과 C++ 양쪽에서 파라미터를 선언하고 사용할 수 있다. - 나만의 메시지/서비스/액션 타입(.msg/.srv/.action)을 만들고 빌드할 수 있다.</w:t>
       </w:r>
     </w:p>
     <w:p>
@@ -127,7 +127,7 @@
       <w:r>
         <w:drawing>
           <wp:inline xmlns:a="http://schemas.openxmlformats.org/drawingml/2006/main" xmlns:pic="http://schemas.openxmlformats.org/drawingml/2006/picture">
-            <wp:extent cx="5040000" cy="2369524"/>
+            <wp:extent cx="5792470" cy="2977233"/>
             <wp:docPr id="1" name="Picture 1"/>
             <wp:cNvGraphicFramePr>
               <a:graphicFrameLocks noChangeAspect="1"/>
@@ -148,7 +148,7 @@
                   <pic:spPr>
                     <a:xfrm>
                       <a:off x="0" y="0"/>
-                      <a:ext cx="5040000" cy="2369524"/>
+                      <a:ext cx="5792470" cy="2977233"/>
                     </a:xfrm>
                     <a:prstGeom prst="rect"/>
                   </pic:spPr>
@@ -917,7 +917,7 @@
       <w:r>
         <w:drawing>
           <wp:inline xmlns:a="http://schemas.openxmlformats.org/drawingml/2006/main" xmlns:pic="http://schemas.openxmlformats.org/drawingml/2006/picture">
-            <wp:extent cx="5040000" cy="2590476"/>
+            <wp:extent cx="5792470" cy="2977233"/>
             <wp:docPr id="2" name="Picture 2"/>
             <wp:cNvGraphicFramePr>
               <a:graphicFrameLocks noChangeAspect="1"/>
@@ -938,7 +938,7 @@
                   <pic:spPr>
                     <a:xfrm>
                       <a:off x="0" y="0"/>
-                      <a:ext cx="5040000" cy="2590476"/>
+                      <a:ext cx="5792470" cy="2977233"/>
                     </a:xfrm>
                     <a:prstGeom prst="rect"/>
                   </pic:spPr>
@@ -1443,7 +1443,7 @@
       <w:r>
         <w:drawing>
           <wp:inline xmlns:a="http://schemas.openxmlformats.org/drawingml/2006/main" xmlns:pic="http://schemas.openxmlformats.org/drawingml/2006/picture">
-            <wp:extent cx="5040000" cy="2355062"/>
+            <wp:extent cx="5792470" cy="2706672"/>
             <wp:docPr id="3" name="Picture 3"/>
             <wp:cNvGraphicFramePr>
               <a:graphicFrameLocks noChangeAspect="1"/>
@@ -1464,7 +1464,7 @@
                   <pic:spPr>
                     <a:xfrm>
                       <a:off x="0" y="0"/>
-                      <a:ext cx="5040000" cy="2355062"/>
+                      <a:ext cx="5792470" cy="2706672"/>
                     </a:xfrm>
                     <a:prstGeom prst="rect"/>
                   </pic:spPr>
